--- a/ECON-424-Homework-3.1.docx
+++ b/ECON-424-Homework-3.1.docx
@@ -2890,7 +2890,20 @@
           <w:b/>
           <w:bCs/>
         </w:rPr>
-        <w:t xml:space="preserve">Answer:</w:t>
+        <w:t xml:space="preserve">Answer: When we add prppov to the linear regression, we see that our slope for prpblck is</w:t>
+      </w:r>
+      <w:r>
+        <w:rPr>
+          <w:b/>
+          <w:bCs/>
+        </w:rPr>
+        <w:t xml:space="preserve"> </w:t>
+      </w:r>
+      <w:r>
+        <w:t xml:space="preserve"> </w:t>
+      </w:r>
+      <w:r>
+        <w:t xml:space="preserve">, which is smaller than our slope that we had before, which was</w:t>
       </w:r>
     </w:p>
     <w:bookmarkEnd w:id="13"/>
@@ -3080,7 +3093,7 @@
           <w:b/>
           <w:bCs/>
         </w:rPr>
-        <w:t xml:space="preserve">Answer:</w:t>
+        <w:t xml:space="preserve">Answer: The correlation is -0.83 which is exactly what I expected since as the proportion of zipcodes in poverty increase, the more wages tend to go down.</w:t>
       </w:r>
     </w:p>
     <w:bookmarkEnd w:id="14"/>
@@ -3205,7 +3218,7 @@
           <w:b/>
           <w:bCs/>
         </w:rPr>
-        <w:t xml:space="preserve">Answer:</w:t>
+        <w:t xml:space="preserve">Answer: The following statement is misguided. Since they are so highly correlated, dropping one of the terms will make the other term biased and result in the coefficient one the term that was not dropped either increase or decrease depending on how they were correlated.</w:t>
       </w:r>
     </w:p>
     <w:p>
@@ -3273,6 +3286,15 @@
       </w:pPr>
       <w:r>
         <w:rPr>
+          <w:rStyle w:val="CommentTok"/>
+        </w:rPr>
+        <w:t xml:space="preserve"># The smallest and the biggest educations here</w:t>
+      </w:r>
+      <w:r>
+        <w:br/>
+      </w:r>
+      <w:r>
+        <w:rPr>
           <w:rStyle w:val="FunctionTok"/>
         </w:rPr>
         <w:t xml:space="preserve">range</w:t>
@@ -3311,6 +3333,15 @@
       <w:pPr>
         <w:pStyle w:val="SourceCode"/>
       </w:pPr>
+      <w:r>
+        <w:rPr>
+          <w:rStyle w:val="CommentTok"/>
+        </w:rPr>
+        <w:t xml:space="preserve"># 41 percent of men completed schooling up to 12th grade.</w:t>
+      </w:r>
+      <w:r>
+        <w:br/>
+      </w:r>
       <w:r>
         <w:rPr>
           <w:rStyle w:val="FunctionTok"/>
@@ -3500,7 +3531,7 @@
           <w:b/>
           <w:bCs/>
         </w:rPr>
-        <w:t xml:space="preserve">Answer:</w:t>
+        <w:t xml:space="preserve">Answer: The years of schooling for men ranges from 6 years to 20 years of schooling. the percentage of men that have only completed schooling up to 12th grade is about 42 percent. On average, the men have about an average of 13.0374 years of schooling, which is about one more yearr than both their father and their mother.</w:t>
       </w:r>
     </w:p>
     <w:bookmarkEnd w:id="17"/>
@@ -4014,7 +4045,7 @@
         </m:sSub>
       </m:oMath>
       <w:r>
-        <w:t xml:space="preserve">):</w:t>
+        <w:t xml:space="preserve">): 6.96435</w:t>
       </w:r>
     </w:p>
     <w:p>
@@ -4072,7 +4103,7 @@
         </m:sSub>
       </m:oMath>
       <w:r>
-        <w:t xml:space="preserve">):</w:t>
+        <w:t xml:space="preserve">): 0.30420</w:t>
       </w:r>
     </w:p>
     <w:p>
@@ -4130,7 +4161,7 @@
         </m:sSub>
       </m:oMath>
       <w:r>
-        <w:t xml:space="preserve">):</w:t>
+        <w:t xml:space="preserve">): 0.19029</w:t>
       </w:r>
     </w:p>
     <w:p>
@@ -4151,7 +4182,7 @@
           <w:b/>
           <w:bCs/>
         </w:rPr>
-        <w:t xml:space="preserve">:</w:t>
+        <w:t xml:space="preserve">: 1230</w:t>
       </w:r>
     </w:p>
     <w:p>
@@ -4172,7 +4203,7 @@
           <w:b/>
           <w:bCs/>
         </w:rPr>
-        <w:t xml:space="preserve">-squared:</w:t>
+        <w:t xml:space="preserve">-squared: 0.2493</w:t>
       </w:r>
     </w:p>
     <w:p>
@@ -4184,7 +4215,7 @@
           <w:b/>
           <w:bCs/>
         </w:rPr>
-        <w:t xml:space="preserve">Answer:</w:t>
+        <w:t xml:space="preserve">Answer: The variation in education that is explained that is explained by parents education is about 25 percent, which means that 75 percent of the variation comes from other factors.</w:t>
       </w:r>
     </w:p>
     <w:bookmarkEnd w:id="18"/>
